--- a/ПЗ Абакумов Геннадий.docx
+++ b/ПЗ Абакумов Геннадий.docx
@@ -7050,173 +7050,298 @@
           <w:szCs w:val="28"/>
         </w:rPr>
       </w:pPr>
-      <w:proofErr w:type="spellStart"/>
-      <w:r>
-        <w:rPr>
-          <w:rFonts w:ascii="Times New Roman" w:eastAsia="Times New Roman" w:hAnsi="Times New Roman" w:cs="Times New Roman"/>
-          <w:sz w:val="28"/>
-          <w:szCs w:val="28"/>
-          <w:lang w:val="en-US"/>
-        </w:rPr>
-        <w:t>Сервер</w:t>
-      </w:r>
-      <w:proofErr w:type="spellEnd"/>
-      <w:r>
-        <w:rPr>
-          <w:rFonts w:ascii="Times New Roman" w:eastAsia="Times New Roman" w:hAnsi="Times New Roman" w:cs="Times New Roman"/>
-          <w:sz w:val="28"/>
-          <w:szCs w:val="28"/>
-          <w:lang w:val="en-US"/>
+      <w:r>
+        <w:rPr>
+          <w:rFonts w:ascii="Times New Roman" w:eastAsia="Times New Roman" w:hAnsi="Times New Roman" w:cs="Times New Roman"/>
+          <w:sz w:val="28"/>
+          <w:szCs w:val="28"/>
+        </w:rPr>
+        <w:t xml:space="preserve">Сервер отвечает кодом 101 </w:t>
+      </w:r>
+      <w:r>
+        <w:rPr>
+          <w:rFonts w:ascii="Times New Roman" w:eastAsia="Times New Roman" w:hAnsi="Times New Roman" w:cs="Times New Roman"/>
+          <w:sz w:val="28"/>
+          <w:szCs w:val="28"/>
+          <w:lang w:val="en-US"/>
+        </w:rPr>
+        <w:t>Switching</w:t>
+      </w:r>
+      <w:r>
+        <w:rPr>
+          <w:rFonts w:ascii="Times New Roman" w:eastAsia="Times New Roman" w:hAnsi="Times New Roman" w:cs="Times New Roman"/>
+          <w:sz w:val="28"/>
+          <w:szCs w:val="28"/>
         </w:rPr>
         <w:t xml:space="preserve"> </w:t>
       </w:r>
-      <w:proofErr w:type="spellStart"/>
-      <w:r>
-        <w:rPr>
-          <w:rFonts w:ascii="Times New Roman" w:eastAsia="Times New Roman" w:hAnsi="Times New Roman" w:cs="Times New Roman"/>
-          <w:sz w:val="28"/>
-          <w:szCs w:val="28"/>
-          <w:lang w:val="en-US"/>
-        </w:rPr>
-        <w:t>отвечает</w:t>
-      </w:r>
-      <w:proofErr w:type="spellEnd"/>
-      <w:r>
-        <w:rPr>
-          <w:rFonts w:ascii="Times New Roman" w:eastAsia="Times New Roman" w:hAnsi="Times New Roman" w:cs="Times New Roman"/>
-          <w:sz w:val="28"/>
-          <w:szCs w:val="28"/>
-          <w:lang w:val="en-US"/>
-        </w:rPr>
+      <w:r>
+        <w:rPr>
+          <w:rFonts w:ascii="Times New Roman" w:eastAsia="Times New Roman" w:hAnsi="Times New Roman" w:cs="Times New Roman"/>
+          <w:sz w:val="28"/>
+          <w:szCs w:val="28"/>
+          <w:lang w:val="en-US"/>
+        </w:rPr>
+        <w:t>Protocols</w:t>
+      </w:r>
+      <w:r>
+        <w:rPr>
+          <w:rFonts w:ascii="Times New Roman" w:eastAsia="Times New Roman" w:hAnsi="Times New Roman" w:cs="Times New Roman"/>
+          <w:sz w:val="28"/>
+          <w:szCs w:val="28"/>
+        </w:rPr>
+        <w:t xml:space="preserve">, после чего </w:t>
+      </w:r>
+      <w:r>
+        <w:rPr>
+          <w:rFonts w:ascii="Times New Roman" w:eastAsia="Times New Roman" w:hAnsi="Times New Roman" w:cs="Times New Roman"/>
+          <w:sz w:val="28"/>
+          <w:szCs w:val="28"/>
+          <w:lang w:val="en-US"/>
+        </w:rPr>
+        <w:t>TCP</w:t>
+      </w:r>
+      <w:r>
+        <w:rPr>
+          <w:rFonts w:ascii="Times New Roman" w:eastAsia="Times New Roman" w:hAnsi="Times New Roman" w:cs="Times New Roman"/>
+          <w:sz w:val="28"/>
+          <w:szCs w:val="28"/>
+        </w:rPr>
+        <w:t xml:space="preserve">-соединение переходит в режим </w:t>
+      </w:r>
+      <w:r>
+        <w:rPr>
+          <w:rFonts w:ascii="Times New Roman" w:eastAsia="Times New Roman" w:hAnsi="Times New Roman" w:cs="Times New Roman"/>
+          <w:sz w:val="28"/>
+          <w:szCs w:val="28"/>
+          <w:lang w:val="en-US"/>
+        </w:rPr>
+        <w:t>WebSocket</w:t>
+      </w:r>
+      <w:r>
+        <w:rPr>
+          <w:rFonts w:ascii="Times New Roman" w:eastAsia="Times New Roman" w:hAnsi="Times New Roman" w:cs="Times New Roman"/>
+          <w:sz w:val="28"/>
+          <w:szCs w:val="28"/>
+        </w:rPr>
+        <w:t xml:space="preserve">. </w:t>
+      </w:r>
+      <w:r>
+        <w:rPr>
+          <w:rFonts w:ascii="Times New Roman" w:eastAsia="Times New Roman" w:hAnsi="Times New Roman" w:cs="Times New Roman"/>
+          <w:sz w:val="28"/>
+          <w:szCs w:val="28"/>
+        </w:rPr>
+        <w:t xml:space="preserve">Все последующие сообщения передаются во фреймах </w:t>
+      </w:r>
+      <w:r>
+        <w:rPr>
+          <w:rFonts w:ascii="Times New Roman" w:eastAsia="Times New Roman" w:hAnsi="Times New Roman" w:cs="Times New Roman"/>
+          <w:sz w:val="28"/>
+          <w:szCs w:val="28"/>
+          <w:lang w:val="en-US"/>
+        </w:rPr>
+        <w:t>WebSocket</w:t>
+      </w:r>
+      <w:r>
+        <w:rPr>
+          <w:rFonts w:ascii="Times New Roman" w:eastAsia="Times New Roman" w:hAnsi="Times New Roman" w:cs="Times New Roman"/>
+          <w:sz w:val="28"/>
+          <w:szCs w:val="28"/>
+        </w:rPr>
+        <w:t xml:space="preserve">, не имеющих </w:t>
+      </w:r>
+      <w:r>
+        <w:rPr>
+          <w:rFonts w:ascii="Times New Roman" w:eastAsia="Times New Roman" w:hAnsi="Times New Roman" w:cs="Times New Roman"/>
+          <w:sz w:val="28"/>
+          <w:szCs w:val="28"/>
+          <w:lang w:val="en-US"/>
+        </w:rPr>
+        <w:t>HTTP</w:t>
+      </w:r>
+      <w:r>
+        <w:rPr>
+          <w:rFonts w:ascii="Times New Roman" w:eastAsia="Times New Roman" w:hAnsi="Times New Roman" w:cs="Times New Roman"/>
+          <w:sz w:val="28"/>
+          <w:szCs w:val="28"/>
+        </w:rPr>
+        <w:t xml:space="preserve">-заголовков, что значительно снижает накладные расходы по сравнению с обычными </w:t>
+      </w:r>
+      <w:r>
+        <w:rPr>
+          <w:rFonts w:ascii="Times New Roman" w:eastAsia="Times New Roman" w:hAnsi="Times New Roman" w:cs="Times New Roman"/>
+          <w:sz w:val="28"/>
+          <w:szCs w:val="28"/>
+          <w:lang w:val="en-US"/>
+        </w:rPr>
+        <w:t>HTTP</w:t>
+      </w:r>
+      <w:r>
+        <w:rPr>
+          <w:rFonts w:ascii="Times New Roman" w:eastAsia="Times New Roman" w:hAnsi="Times New Roman" w:cs="Times New Roman"/>
+          <w:sz w:val="28"/>
+          <w:szCs w:val="28"/>
+        </w:rPr>
+        <w:t>-запросами.</w:t>
+      </w:r>
+      <w:r>
         <w:t xml:space="preserve"> </w:t>
       </w:r>
-      <w:proofErr w:type="spellStart"/>
-      <w:r>
-        <w:rPr>
-          <w:rFonts w:ascii="Times New Roman" w:eastAsia="Times New Roman" w:hAnsi="Times New Roman" w:cs="Times New Roman"/>
-          <w:sz w:val="28"/>
-          <w:szCs w:val="28"/>
-          <w:lang w:val="en-US"/>
-        </w:rPr>
-        <w:t>кодом</w:t>
-      </w:r>
-      <w:proofErr w:type="spellEnd"/>
-      <w:r>
-        <w:rPr>
-          <w:rFonts w:ascii="Times New Roman" w:eastAsia="Times New Roman" w:hAnsi="Times New Roman" w:cs="Times New Roman"/>
-          <w:sz w:val="28"/>
-          <w:szCs w:val="28"/>
-          <w:lang w:val="en-US"/>
-        </w:rPr>
-        <w:t xml:space="preserve"> 101 Switching Protocols, </w:t>
-      </w:r>
-      <w:proofErr w:type="spellStart"/>
-      <w:r>
-        <w:rPr>
-          <w:rFonts w:ascii="Times New Roman" w:eastAsia="Times New Roman" w:hAnsi="Times New Roman" w:cs="Times New Roman"/>
-          <w:sz w:val="28"/>
-          <w:szCs w:val="28"/>
-          <w:lang w:val="en-US"/>
-        </w:rPr>
-        <w:t>после</w:t>
-      </w:r>
-      <w:proofErr w:type="spellEnd"/>
-      <w:r>
-        <w:rPr>
-          <w:rFonts w:ascii="Times New Roman" w:eastAsia="Times New Roman" w:hAnsi="Times New Roman" w:cs="Times New Roman"/>
-          <w:sz w:val="28"/>
-          <w:szCs w:val="28"/>
-          <w:lang w:val="en-US"/>
-        </w:rPr>
-        <w:t xml:space="preserve"> </w:t>
-      </w:r>
-      <w:proofErr w:type="spellStart"/>
-      <w:r>
-        <w:rPr>
-          <w:rFonts w:ascii="Times New Roman" w:eastAsia="Times New Roman" w:hAnsi="Times New Roman" w:cs="Times New Roman"/>
-          <w:sz w:val="28"/>
-          <w:szCs w:val="28"/>
-          <w:lang w:val="en-US"/>
-        </w:rPr>
-        <w:t>чего</w:t>
-      </w:r>
-      <w:proofErr w:type="spellEnd"/>
-      <w:r>
-        <w:rPr>
-          <w:rFonts w:ascii="Times New Roman" w:eastAsia="Times New Roman" w:hAnsi="Times New Roman" w:cs="Times New Roman"/>
-          <w:sz w:val="28"/>
-          <w:szCs w:val="28"/>
-          <w:lang w:val="en-US"/>
-        </w:rPr>
-        <w:t xml:space="preserve"> TCP-</w:t>
-      </w:r>
-      <w:proofErr w:type="spellStart"/>
-      <w:r>
-        <w:rPr>
-          <w:rFonts w:ascii="Times New Roman" w:eastAsia="Times New Roman" w:hAnsi="Times New Roman" w:cs="Times New Roman"/>
-          <w:sz w:val="28"/>
-          <w:szCs w:val="28"/>
-          <w:lang w:val="en-US"/>
-        </w:rPr>
-        <w:t>соединение</w:t>
-      </w:r>
-      <w:proofErr w:type="spellEnd"/>
-      <w:r>
-        <w:rPr>
-          <w:rFonts w:ascii="Times New Roman" w:eastAsia="Times New Roman" w:hAnsi="Times New Roman" w:cs="Times New Roman"/>
-          <w:sz w:val="28"/>
-          <w:szCs w:val="28"/>
-          <w:lang w:val="en-US"/>
-        </w:rPr>
-        <w:t xml:space="preserve"> </w:t>
-      </w:r>
-      <w:proofErr w:type="spellStart"/>
-      <w:r>
-        <w:rPr>
-          <w:rFonts w:ascii="Times New Roman" w:eastAsia="Times New Roman" w:hAnsi="Times New Roman" w:cs="Times New Roman"/>
-          <w:sz w:val="28"/>
-          <w:szCs w:val="28"/>
-          <w:lang w:val="en-US"/>
-        </w:rPr>
-        <w:t>переходит</w:t>
-      </w:r>
-      <w:proofErr w:type="spellEnd"/>
-      <w:r>
-        <w:rPr>
-          <w:rFonts w:ascii="Times New Roman" w:eastAsia="Times New Roman" w:hAnsi="Times New Roman" w:cs="Times New Roman"/>
-          <w:sz w:val="28"/>
-          <w:szCs w:val="28"/>
-          <w:lang w:val="en-US"/>
-        </w:rPr>
-        <w:t xml:space="preserve"> в </w:t>
-      </w:r>
-      <w:proofErr w:type="spellStart"/>
-      <w:r>
-        <w:rPr>
-          <w:rFonts w:ascii="Times New Roman" w:eastAsia="Times New Roman" w:hAnsi="Times New Roman" w:cs="Times New Roman"/>
-          <w:sz w:val="28"/>
-          <w:szCs w:val="28"/>
-          <w:lang w:val="en-US"/>
-        </w:rPr>
-        <w:t>режим</w:t>
-      </w:r>
-      <w:proofErr w:type="spellEnd"/>
-      <w:r>
-        <w:rPr>
-          <w:rFonts w:ascii="Times New Roman" w:eastAsia="Times New Roman" w:hAnsi="Times New Roman" w:cs="Times New Roman"/>
-          <w:sz w:val="28"/>
-          <w:szCs w:val="28"/>
-          <w:lang w:val="en-US"/>
-        </w:rPr>
-        <w:t xml:space="preserve"> WebSocket. </w:t>
-      </w:r>
-      <w:r>
-        <w:rPr>
-          <w:rFonts w:ascii="Times New Roman" w:eastAsia="Times New Roman" w:hAnsi="Times New Roman" w:cs="Times New Roman"/>
-          <w:sz w:val="28"/>
-          <w:szCs w:val="28"/>
-        </w:rPr>
-        <w:t xml:space="preserve">Все последующие сообщения передаются во фреймах </w:t>
+      <w:r>
+        <w:rPr>
+          <w:rFonts w:ascii="Times New Roman" w:eastAsia="Times New Roman" w:hAnsi="Times New Roman" w:cs="Times New Roman"/>
+          <w:sz w:val="28"/>
+          <w:szCs w:val="28"/>
+        </w:rPr>
+        <w:t>На рисунке 1 пок</w:t>
+      </w:r>
+      <w:r>
+        <w:rPr>
+          <w:rFonts w:ascii="Times New Roman" w:eastAsia="Times New Roman" w:hAnsi="Times New Roman" w:cs="Times New Roman"/>
+          <w:sz w:val="28"/>
+          <w:szCs w:val="28"/>
+        </w:rPr>
+        <w:t xml:space="preserve">азана информация из </w:t>
+      </w:r>
+      <w:r>
+        <w:rPr>
+          <w:rFonts w:ascii="Times New Roman" w:eastAsia="Times New Roman" w:hAnsi="Times New Roman" w:cs="Times New Roman"/>
+          <w:sz w:val="28"/>
+          <w:szCs w:val="28"/>
+          <w:lang w:val="en-US"/>
+        </w:rPr>
+        <w:t>Wireshark</w:t>
+      </w:r>
+      <w:r>
+        <w:rPr>
+          <w:rFonts w:ascii="Times New Roman" w:eastAsia="Times New Roman" w:hAnsi="Times New Roman" w:cs="Times New Roman"/>
+          <w:sz w:val="28"/>
+          <w:szCs w:val="28"/>
+        </w:rPr>
+        <w:t>.</w:t>
+      </w:r>
+    </w:p>
+    <w:p>
+      <w:pPr>
+        <w:spacing w:after="0" w:line="240" w:lineRule="auto"/>
+        <w:ind w:firstLine="709"/>
+        <w:jc w:val="both"/>
+        <w:rPr>
+          <w:rFonts w:ascii="Times New Roman" w:eastAsia="Times New Roman" w:hAnsi="Times New Roman" w:cs="Times New Roman"/>
+          <w:sz w:val="28"/>
+          <w:szCs w:val="28"/>
+        </w:rPr>
+      </w:pPr>
+      <w:r>
+        <w:rPr>
+          <w:rFonts w:ascii="Times New Roman" w:eastAsia="Times New Roman" w:hAnsi="Times New Roman" w:cs="Times New Roman"/>
+          <w:sz w:val="28"/>
+          <w:szCs w:val="28"/>
+        </w:rPr>
+        <w:drawing>
+          <wp:anchor distT="0" distB="0" distL="114300" distR="114300" simplePos="0" relativeHeight="251661312" behindDoc="0" locked="0" layoutInCell="1" allowOverlap="1" wp14:anchorId="3364310C" wp14:editId="4F7E9788">
+            <wp:simplePos x="0" y="0"/>
+            <wp:positionH relativeFrom="margin">
+              <wp:posOffset>2540</wp:posOffset>
+            </wp:positionH>
+            <wp:positionV relativeFrom="paragraph">
+              <wp:posOffset>234950</wp:posOffset>
+            </wp:positionV>
+            <wp:extent cx="5940425" cy="1295400"/>
+            <wp:effectExtent l="0" t="0" r="3175" b="0"/>
+            <wp:wrapTopAndBottom/>
+            <wp:docPr id="2" name="Picture 2"/>
+            <wp:cNvGraphicFramePr>
+              <a:graphicFrameLocks xmlns:a="http://schemas.openxmlformats.org/drawingml/2006/main" noChangeAspect="1"/>
+            </wp:cNvGraphicFramePr>
+            <a:graphic xmlns:a="http://schemas.openxmlformats.org/drawingml/2006/main">
+              <a:graphicData uri="http://schemas.openxmlformats.org/drawingml/2006/picture">
+                <pic:pic xmlns:pic="http://schemas.openxmlformats.org/drawingml/2006/picture">
+                  <pic:nvPicPr>
+                    <pic:cNvPr id="1" name=""/>
+                    <pic:cNvPicPr/>
+                  </pic:nvPicPr>
+                  <pic:blipFill>
+                    <a:blip r:embed="rId10">
+                      <a:extLst>
+                        <a:ext uri="{28A0092B-C50C-407E-A947-70E740481C1C}">
+                          <a14:useLocalDpi xmlns:a14="http://schemas.microsoft.com/office/drawing/2010/main" val="0"/>
+                        </a:ext>
+                      </a:extLst>
+                    </a:blip>
+                    <a:stretch>
+                      <a:fillRect/>
+                    </a:stretch>
+                  </pic:blipFill>
+                  <pic:spPr>
+                    <a:xfrm>
+                      <a:off x="0" y="0"/>
+                      <a:ext cx="5940425" cy="1295400"/>
+                    </a:xfrm>
+                    <a:prstGeom prst="rect">
+                      <a:avLst/>
+                    </a:prstGeom>
+                  </pic:spPr>
+                </pic:pic>
+              </a:graphicData>
+            </a:graphic>
+            <wp14:sizeRelV relativeFrom="margin">
+              <wp14:pctHeight>0</wp14:pctHeight>
+            </wp14:sizeRelV>
+          </wp:anchor>
+        </w:drawing>
+      </w:r>
+    </w:p>
+    <w:p>
+      <w:pPr>
+        <w:spacing w:after="0" w:line="240" w:lineRule="auto"/>
+        <w:ind w:firstLine="709"/>
+        <w:jc w:val="both"/>
+        <w:rPr>
+          <w:rFonts w:ascii="Times New Roman" w:eastAsia="Times New Roman" w:hAnsi="Times New Roman" w:cs="Times New Roman"/>
+          <w:sz w:val="28"/>
+          <w:szCs w:val="28"/>
+        </w:rPr>
+      </w:pPr>
+    </w:p>
+    <w:p>
+      <w:pPr>
+        <w:spacing w:after="0" w:line="240" w:lineRule="auto"/>
+        <w:ind w:firstLine="709"/>
+        <w:jc w:val="center"/>
+        <w:rPr>
+          <w:rFonts w:ascii="Times New Roman" w:eastAsia="Times New Roman" w:hAnsi="Times New Roman" w:cs="Times New Roman"/>
+          <w:sz w:val="28"/>
+          <w:szCs w:val="28"/>
+        </w:rPr>
+      </w:pPr>
+      <w:bookmarkStart w:id="7" w:name="_GoBack"/>
+      <w:bookmarkEnd w:id="7"/>
+      <w:r>
+        <w:rPr>
+          <w:rFonts w:ascii="Times New Roman" w:eastAsia="Times New Roman" w:hAnsi="Times New Roman" w:cs="Times New Roman"/>
+          <w:sz w:val="28"/>
+          <w:szCs w:val="28"/>
+        </w:rPr>
+        <w:t xml:space="preserve">Рисунок 1 – Скриншот </w:t>
+      </w:r>
+      <w:r>
+        <w:rPr>
+          <w:rFonts w:ascii="Times New Roman" w:eastAsia="Times New Roman" w:hAnsi="Times New Roman" w:cs="Times New Roman"/>
+          <w:sz w:val="28"/>
+          <w:szCs w:val="28"/>
+          <w:lang w:val="en-US"/>
+        </w:rPr>
+        <w:t>Wireshark</w:t>
+      </w:r>
+      <w:r>
+        <w:rPr>
+          <w:rFonts w:ascii="Times New Roman" w:eastAsia="Times New Roman" w:hAnsi="Times New Roman" w:cs="Times New Roman"/>
+          <w:sz w:val="28"/>
+          <w:szCs w:val="28"/>
+        </w:rPr>
+        <w:t>(</w:t>
       </w:r>
       <w:r>
         <w:rPr>
@@ -7233,42 +7358,28 @@
           <w:sz w:val="28"/>
           <w:szCs w:val="28"/>
         </w:rPr>
-        <w:t xml:space="preserve">, не имеющих </w:t>
-      </w:r>
-      <w:r>
-        <w:rPr>
-          <w:rFonts w:ascii="Times New Roman" w:eastAsia="Times New Roman" w:hAnsi="Times New Roman" w:cs="Times New Roman"/>
-          <w:sz w:val="28"/>
-          <w:szCs w:val="28"/>
-          <w:lang w:val="en-US"/>
-        </w:rPr>
-        <w:t>HTTP</w:t>
-      </w:r>
-      <w:r>
-        <w:rPr>
-          <w:rFonts w:ascii="Times New Roman" w:eastAsia="Times New Roman" w:hAnsi="Times New Roman" w:cs="Times New Roman"/>
-          <w:sz w:val="28"/>
-          <w:szCs w:val="28"/>
-        </w:rPr>
-        <w:t xml:space="preserve">-заголовков, что значительно снижает накладные расходы по сравнению с обычными </w:t>
-      </w:r>
-      <w:r>
-        <w:rPr>
-          <w:rFonts w:ascii="Times New Roman" w:eastAsia="Times New Roman" w:hAnsi="Times New Roman" w:cs="Times New Roman"/>
-          <w:sz w:val="28"/>
-          <w:szCs w:val="28"/>
-          <w:lang w:val="en-US"/>
-        </w:rPr>
-        <w:t>HTTP</w:t>
-      </w:r>
-      <w:r>
-        <w:rPr>
-          <w:rFonts w:ascii="Times New Roman" w:eastAsia="Times New Roman" w:hAnsi="Times New Roman" w:cs="Times New Roman"/>
-          <w:sz w:val="28"/>
-          <w:szCs w:val="28"/>
-        </w:rPr>
-        <w:t>-запросами.</w:t>
-      </w:r>
+        <w:t xml:space="preserve"> соединение</w:t>
+      </w:r>
+      <w:r>
+        <w:rPr>
+          <w:rFonts w:ascii="Times New Roman" w:eastAsia="Times New Roman" w:hAnsi="Times New Roman" w:cs="Times New Roman"/>
+          <w:sz w:val="28"/>
+          <w:szCs w:val="28"/>
+        </w:rPr>
+        <w:t>)</w:t>
+      </w:r>
+    </w:p>
+    <w:p>
+      <w:pPr>
+        <w:spacing w:after="0" w:line="240" w:lineRule="auto"/>
+        <w:ind w:firstLine="709"/>
+        <w:jc w:val="both"/>
+        <w:rPr>
+          <w:rFonts w:ascii="Times New Roman" w:eastAsia="Times New Roman" w:hAnsi="Times New Roman" w:cs="Times New Roman"/>
+          <w:sz w:val="28"/>
+          <w:szCs w:val="28"/>
+        </w:rPr>
+      </w:pPr>
     </w:p>
     <w:p>
       <w:pPr>
@@ -7494,6 +7605,7 @@
           <w:sz w:val="28"/>
           <w:szCs w:val="28"/>
         </w:rPr>
+        <w:lastRenderedPageBreak/>
         <w:t xml:space="preserve">поддержка текстовых и бинарных фреймов </w:t>
       </w:r>
       <w:r>
@@ -8073,7 +8185,6 @@
           <w:sz w:val="28"/>
           <w:szCs w:val="28"/>
         </w:rPr>
-        <w:lastRenderedPageBreak/>
         <w:t>Сообщения от сервера к клиенту:</w:t>
       </w:r>
     </w:p>
@@ -9183,7 +9294,7 @@
           <w:lang w:val="ru-RU"/>
         </w:rPr>
       </w:pPr>
-      <w:bookmarkStart w:id="7" w:name="_Toc230707027"/>
+      <w:bookmarkStart w:id="8" w:name="_Toc230707027"/>
       <w:r>
         <w:rPr>
           <w:lang w:val="ru-RU"/>
@@ -9191,7 +9302,7 @@
         <w:lastRenderedPageBreak/>
         <w:t>3 ПРОГРАММНАЯ РЕАЛИЗАЦИЯ</w:t>
       </w:r>
-      <w:bookmarkEnd w:id="7"/>
+      <w:bookmarkEnd w:id="8"/>
     </w:p>
     <w:p>
       <w:pPr>
@@ -9218,14 +9329,14 @@
           <w:lang w:val="ru-RU"/>
         </w:rPr>
       </w:pPr>
-      <w:bookmarkStart w:id="8" w:name="_Toc230707028"/>
+      <w:bookmarkStart w:id="9" w:name="_Toc230707028"/>
       <w:r>
         <w:rPr>
           <w:lang w:val="ru-RU"/>
         </w:rPr>
         <w:t>3.1 Описание разработанных модулей</w:t>
       </w:r>
-      <w:bookmarkEnd w:id="8"/>
+      <w:bookmarkEnd w:id="9"/>
     </w:p>
     <w:p>
       <w:pPr>
@@ -10535,6 +10646,232 @@
       <w:r>
         <w:rPr>
           <w:rFonts w:ascii="Times New Roman" w:eastAsia="Times New Roman" w:hAnsi="Times New Roman" w:cs="Times New Roman"/>
+          <w:sz w:val="28"/>
+          <w:szCs w:val="28"/>
+        </w:rPr>
+        <w:t xml:space="preserve">На рисунке </w:t>
+      </w:r>
+      <w:r>
+        <w:rPr>
+          <w:rFonts w:ascii="Times New Roman" w:eastAsia="Times New Roman" w:hAnsi="Times New Roman" w:cs="Times New Roman"/>
+          <w:sz w:val="28"/>
+          <w:szCs w:val="28"/>
+        </w:rPr>
+        <w:t>2</w:t>
+      </w:r>
+      <w:r>
+        <w:rPr>
+          <w:rFonts w:ascii="Times New Roman" w:eastAsia="Times New Roman" w:hAnsi="Times New Roman" w:cs="Times New Roman"/>
+          <w:sz w:val="28"/>
+          <w:szCs w:val="28"/>
+        </w:rPr>
+        <w:t xml:space="preserve"> показана информация из </w:t>
+      </w:r>
+      <w:r>
+        <w:rPr>
+          <w:rFonts w:ascii="Times New Roman" w:eastAsia="Times New Roman" w:hAnsi="Times New Roman" w:cs="Times New Roman"/>
+          <w:sz w:val="28"/>
+          <w:szCs w:val="28"/>
+          <w:lang w:val="en-US"/>
+        </w:rPr>
+        <w:t>Wireshark</w:t>
+      </w:r>
+      <w:r>
+        <w:rPr>
+          <w:rFonts w:ascii="Times New Roman" w:eastAsia="Times New Roman" w:hAnsi="Times New Roman" w:cs="Times New Roman"/>
+          <w:sz w:val="28"/>
+          <w:szCs w:val="28"/>
+        </w:rPr>
+        <w:t>.</w:t>
+      </w:r>
+    </w:p>
+    <w:p>
+      <w:pPr>
+        <w:spacing w:after="0" w:line="240" w:lineRule="auto"/>
+        <w:ind w:firstLine="709"/>
+        <w:jc w:val="both"/>
+        <w:rPr>
+          <w:rFonts w:ascii="Times New Roman" w:eastAsia="Times New Roman" w:hAnsi="Times New Roman" w:cs="Times New Roman"/>
+          <w:sz w:val="28"/>
+          <w:szCs w:val="28"/>
+        </w:rPr>
+      </w:pPr>
+      <w:r>
+        <w:rPr>
+          <w:rFonts w:ascii="Times New Roman" w:eastAsia="Times New Roman" w:hAnsi="Times New Roman" w:cs="Times New Roman"/>
+          <w:sz w:val="28"/>
+          <w:szCs w:val="28"/>
+        </w:rPr>
+        <w:lastRenderedPageBreak/>
+        <w:drawing>
+          <wp:anchor distT="0" distB="0" distL="114300" distR="114300" simplePos="0" relativeHeight="251663360" behindDoc="0" locked="0" layoutInCell="1" allowOverlap="1" wp14:anchorId="0A81FCC4" wp14:editId="66163ACC">
+            <wp:simplePos x="0" y="0"/>
+            <wp:positionH relativeFrom="margin">
+              <wp:align>left</wp:align>
+            </wp:positionH>
+            <wp:positionV relativeFrom="paragraph">
+              <wp:posOffset>537</wp:posOffset>
+            </wp:positionV>
+            <wp:extent cx="5940425" cy="1050925"/>
+            <wp:effectExtent l="0" t="0" r="3175" b="0"/>
+            <wp:wrapTopAndBottom/>
+            <wp:docPr id="3" name="Picture 3"/>
+            <wp:cNvGraphicFramePr>
+              <a:graphicFrameLocks xmlns:a="http://schemas.openxmlformats.org/drawingml/2006/main" noChangeAspect="1"/>
+            </wp:cNvGraphicFramePr>
+            <a:graphic xmlns:a="http://schemas.openxmlformats.org/drawingml/2006/main">
+              <a:graphicData uri="http://schemas.openxmlformats.org/drawingml/2006/picture">
+                <pic:pic xmlns:pic="http://schemas.openxmlformats.org/drawingml/2006/picture">
+                  <pic:nvPicPr>
+                    <pic:cNvPr id="1" name=""/>
+                    <pic:cNvPicPr/>
+                  </pic:nvPicPr>
+                  <pic:blipFill>
+                    <a:blip r:embed="rId11"/>
+                    <a:stretch>
+                      <a:fillRect/>
+                    </a:stretch>
+                  </pic:blipFill>
+                  <pic:spPr>
+                    <a:xfrm>
+                      <a:off x="0" y="0"/>
+                      <a:ext cx="5940425" cy="1050925"/>
+                    </a:xfrm>
+                    <a:prstGeom prst="rect">
+                      <a:avLst/>
+                    </a:prstGeom>
+                  </pic:spPr>
+                </pic:pic>
+              </a:graphicData>
+            </a:graphic>
+          </wp:anchor>
+        </w:drawing>
+      </w:r>
+    </w:p>
+    <w:p>
+      <w:pPr>
+        <w:spacing w:after="0" w:line="240" w:lineRule="auto"/>
+        <w:ind w:firstLine="709"/>
+        <w:jc w:val="center"/>
+        <w:rPr>
+          <w:rFonts w:ascii="Times New Roman" w:eastAsia="Times New Roman" w:hAnsi="Times New Roman" w:cs="Times New Roman"/>
+          <w:sz w:val="28"/>
+          <w:szCs w:val="28"/>
+        </w:rPr>
+      </w:pPr>
+      <w:r>
+        <w:rPr>
+          <w:rFonts w:ascii="Times New Roman" w:eastAsia="Times New Roman" w:hAnsi="Times New Roman" w:cs="Times New Roman"/>
+          <w:sz w:val="28"/>
+          <w:szCs w:val="28"/>
+        </w:rPr>
+        <w:t xml:space="preserve">Рисунок 2 – Скриншот </w:t>
+      </w:r>
+      <w:proofErr w:type="spellStart"/>
+      <w:r>
+        <w:rPr>
+          <w:rFonts w:ascii="Times New Roman" w:eastAsia="Times New Roman" w:hAnsi="Times New Roman" w:cs="Times New Roman"/>
+          <w:sz w:val="28"/>
+          <w:szCs w:val="28"/>
+          <w:lang w:val="en-US"/>
+        </w:rPr>
+        <w:t>WireShark</w:t>
+      </w:r>
+      <w:proofErr w:type="spellEnd"/>
+      <w:r>
+        <w:rPr>
+          <w:rFonts w:ascii="Times New Roman" w:eastAsia="Times New Roman" w:hAnsi="Times New Roman" w:cs="Times New Roman"/>
+          <w:sz w:val="28"/>
+          <w:szCs w:val="28"/>
+        </w:rPr>
+        <w:t>(</w:t>
+      </w:r>
+      <w:r>
+        <w:rPr>
+          <w:rFonts w:ascii="Times New Roman" w:eastAsia="Times New Roman" w:hAnsi="Times New Roman" w:cs="Times New Roman"/>
+          <w:sz w:val="28"/>
+          <w:szCs w:val="28"/>
+        </w:rPr>
+        <w:t xml:space="preserve">передача </w:t>
+      </w:r>
+      <w:r>
+        <w:rPr>
+          <w:rFonts w:ascii="Times New Roman" w:eastAsia="Times New Roman" w:hAnsi="Times New Roman" w:cs="Times New Roman"/>
+          <w:sz w:val="28"/>
+          <w:szCs w:val="28"/>
+          <w:lang w:val="en-US"/>
+        </w:rPr>
+        <w:t>static</w:t>
+      </w:r>
+      <w:r>
+        <w:rPr>
+          <w:rFonts w:ascii="Times New Roman" w:eastAsia="Times New Roman" w:hAnsi="Times New Roman" w:cs="Times New Roman"/>
+          <w:sz w:val="28"/>
+          <w:szCs w:val="28"/>
+        </w:rPr>
+        <w:t>/</w:t>
+      </w:r>
+      <w:r>
+        <w:rPr>
+          <w:rFonts w:ascii="Times New Roman" w:eastAsia="Times New Roman" w:hAnsi="Times New Roman" w:cs="Times New Roman"/>
+          <w:sz w:val="28"/>
+          <w:szCs w:val="28"/>
+          <w:lang w:val="en-US"/>
+        </w:rPr>
+        <w:t>index</w:t>
+      </w:r>
+      <w:r>
+        <w:rPr>
+          <w:rFonts w:ascii="Times New Roman" w:eastAsia="Times New Roman" w:hAnsi="Times New Roman" w:cs="Times New Roman"/>
+          <w:sz w:val="28"/>
+          <w:szCs w:val="28"/>
+        </w:rPr>
+        <w:t>.</w:t>
+      </w:r>
+      <w:r>
+        <w:rPr>
+          <w:rFonts w:ascii="Times New Roman" w:eastAsia="Times New Roman" w:hAnsi="Times New Roman" w:cs="Times New Roman"/>
+          <w:sz w:val="28"/>
+          <w:szCs w:val="28"/>
+          <w:lang w:val="en-US"/>
+        </w:rPr>
+        <w:t>html</w:t>
+      </w:r>
+      <w:r>
+        <w:rPr>
+          <w:rFonts w:ascii="Times New Roman" w:eastAsia="Times New Roman" w:hAnsi="Times New Roman" w:cs="Times New Roman"/>
+          <w:sz w:val="28"/>
+          <w:szCs w:val="28"/>
+        </w:rPr>
+        <w:t>)</w:t>
+      </w:r>
+    </w:p>
+    <w:p>
+      <w:pPr>
+        <w:spacing w:after="0" w:line="240" w:lineRule="auto"/>
+        <w:ind w:firstLine="709"/>
+        <w:jc w:val="both"/>
+        <w:rPr>
+          <w:rFonts w:ascii="Times New Roman" w:eastAsia="Times New Roman" w:hAnsi="Times New Roman" w:cs="Times New Roman"/>
+          <w:sz w:val="28"/>
+          <w:szCs w:val="28"/>
+        </w:rPr>
+      </w:pPr>
+    </w:p>
+    <w:p>
+      <w:pPr>
+        <w:spacing w:after="0" w:line="240" w:lineRule="auto"/>
+        <w:ind w:firstLine="709"/>
+        <w:jc w:val="both"/>
+        <w:rPr>
+          <w:rFonts w:ascii="Times New Roman" w:eastAsia="Times New Roman" w:hAnsi="Times New Roman" w:cs="Times New Roman"/>
+          <w:sz w:val="28"/>
+          <w:szCs w:val="28"/>
+        </w:rPr>
+      </w:pPr>
+      <w:r>
+        <w:rPr>
+          <w:rFonts w:ascii="Times New Roman" w:eastAsia="Times New Roman" w:hAnsi="Times New Roman" w:cs="Times New Roman"/>
           <w:bCs/>
           <w:sz w:val="28"/>
           <w:szCs w:val="28"/>
@@ -10578,7 +10915,6 @@
           <w:sz w:val="28"/>
           <w:szCs w:val="28"/>
         </w:rPr>
-        <w:lastRenderedPageBreak/>
         <w:t xml:space="preserve">Функция </w:t>
       </w:r>
       <w:r>
@@ -10934,14 +11270,14 @@
           <w:lang w:val="ru-RU"/>
         </w:rPr>
       </w:pPr>
-      <w:bookmarkStart w:id="9" w:name="_Toc230707029"/>
+      <w:bookmarkStart w:id="10" w:name="_Toc230707029"/>
       <w:r>
         <w:rPr>
           <w:lang w:val="ru-RU"/>
         </w:rPr>
         <w:t>3.2 Описание сетевого модуля</w:t>
       </w:r>
-      <w:bookmarkEnd w:id="9"/>
+      <w:bookmarkEnd w:id="10"/>
     </w:p>
     <w:p>
       <w:pPr>
@@ -11704,6 +12040,7 @@
           <w:sz w:val="28"/>
           <w:szCs w:val="28"/>
         </w:rPr>
+        <w:lastRenderedPageBreak/>
         <w:t xml:space="preserve">После подключения обработчик входит в бесконечный цикл ожидания сообщений. </w:t>
       </w:r>
       <w:proofErr w:type="spellStart"/>
@@ -12263,7 +12600,6 @@
           <w:szCs w:val="28"/>
           <w:lang w:val="en-US"/>
         </w:rPr>
-        <w:lastRenderedPageBreak/>
         <w:t>широковещательная</w:t>
       </w:r>
       <w:proofErr w:type="spellEnd"/>
@@ -13114,7 +13450,7 @@
           <w:lang w:val="ru-RU"/>
         </w:rPr>
       </w:pPr>
-      <w:bookmarkStart w:id="10" w:name="_Toc230707030"/>
+      <w:bookmarkStart w:id="11" w:name="_Toc230707030"/>
       <w:r>
         <w:rPr>
           <w:lang w:val="ru-RU"/>
@@ -13122,7 +13458,7 @@
         <w:lastRenderedPageBreak/>
         <w:t>4 ТЕСТИРОВАНИЕ</w:t>
       </w:r>
-      <w:bookmarkEnd w:id="10"/>
+      <w:bookmarkEnd w:id="11"/>
     </w:p>
     <w:p>
       <w:pPr>
@@ -15257,7 +15593,47 @@
           <w:sz w:val="28"/>
           <w:szCs w:val="28"/>
         </w:rPr>
-        <w:t>-соединений (25 игровых пар). Все соединения устанавливались успешно, игровые партии проводились без ошибок. Потребление памяти сервером составило порядка 45 МБ, загрузка процессора не превышала 2% на современном оборудовании.</w:t>
+        <w:t xml:space="preserve">-соединений (25 игровых пар). </w:t>
+      </w:r>
+      <w:r>
+        <w:rPr>
+          <w:rFonts w:ascii="Times New Roman" w:eastAsia="Times New Roman" w:hAnsi="Times New Roman" w:cs="Times New Roman"/>
+          <w:sz w:val="28"/>
+          <w:szCs w:val="28"/>
+        </w:rPr>
+        <w:t xml:space="preserve">На рисунке </w:t>
+      </w:r>
+      <w:r>
+        <w:rPr>
+          <w:rFonts w:ascii="Times New Roman" w:eastAsia="Times New Roman" w:hAnsi="Times New Roman" w:cs="Times New Roman"/>
+          <w:sz w:val="28"/>
+          <w:szCs w:val="28"/>
+        </w:rPr>
+        <w:t>3 и 4</w:t>
+      </w:r>
+      <w:r>
+        <w:rPr>
+          <w:rFonts w:ascii="Times New Roman" w:eastAsia="Times New Roman" w:hAnsi="Times New Roman" w:cs="Times New Roman"/>
+          <w:sz w:val="28"/>
+          <w:szCs w:val="28"/>
+        </w:rPr>
+        <w:t xml:space="preserve"> показан</w:t>
+      </w:r>
+      <w:r>
+        <w:rPr>
+          <w:rFonts w:ascii="Times New Roman" w:eastAsia="Times New Roman" w:hAnsi="Times New Roman" w:cs="Times New Roman"/>
+          <w:sz w:val="28"/>
+          <w:szCs w:val="28"/>
+        </w:rPr>
+        <w:t>ы результаты тестирования</w:t>
+      </w:r>
+      <w:r>
+        <w:rPr>
+          <w:rFonts w:ascii="Times New Roman" w:eastAsia="Times New Roman" w:hAnsi="Times New Roman" w:cs="Times New Roman"/>
+          <w:sz w:val="28"/>
+          <w:szCs w:val="28"/>
+        </w:rPr>
+        <w:t>.</w:t>
       </w:r>
     </w:p>
     <w:p>
@@ -15277,20 +15653,21 @@
       <w:r>
         <w:rPr>
           <w:rFonts w:ascii="Times New Roman" w:eastAsia="Times New Roman" w:hAnsi="Times New Roman" w:cs="Times New Roman"/>
+          <w:noProof/>
           <w:sz w:val="28"/>
           <w:szCs w:val="28"/>
         </w:rPr>
         <w:drawing>
-          <wp:anchor distT="0" distB="0" distL="114300" distR="114300" simplePos="0" relativeHeight="251659264" behindDoc="0" locked="0" layoutInCell="1" allowOverlap="1" wp14:anchorId="02E3D781" wp14:editId="01FA9EB3">
+          <wp:anchor distT="0" distB="0" distL="114300" distR="114300" simplePos="0" relativeHeight="251659264" behindDoc="0" locked="0" layoutInCell="1" allowOverlap="1" wp14:anchorId="02E3D781" wp14:editId="46F1F020">
             <wp:simplePos x="0" y="0"/>
             <wp:positionH relativeFrom="margin">
-              <wp:align>center</wp:align>
+              <wp:posOffset>1858596</wp:posOffset>
             </wp:positionH>
             <wp:positionV relativeFrom="paragraph">
-              <wp:posOffset>288290</wp:posOffset>
+              <wp:posOffset>215509</wp:posOffset>
             </wp:positionV>
-            <wp:extent cx="4019550" cy="3575685"/>
-            <wp:effectExtent l="0" t="0" r="0" b="5715"/>
+            <wp:extent cx="2574290" cy="2289810"/>
+            <wp:effectExtent l="0" t="0" r="0" b="0"/>
             <wp:wrapTopAndBottom/>
             <wp:docPr id="1" name="Picture 1"/>
             <wp:cNvGraphicFramePr>
@@ -15304,7 +15681,7 @@
                     <pic:cNvPicPr/>
                   </pic:nvPicPr>
                   <pic:blipFill>
-                    <a:blip r:embed="rId10"/>
+                    <a:blip r:embed="rId12"/>
                     <a:stretch>
                       <a:fillRect/>
                     </a:stretch>
@@ -15312,7 +15689,7 @@
                   <pic:spPr>
                     <a:xfrm>
                       <a:off x="0" y="0"/>
-                      <a:ext cx="4019550" cy="3575685"/>
+                      <a:ext cx="2574290" cy="2289810"/>
                     </a:xfrm>
                     <a:prstGeom prst="rect">
                       <a:avLst/>
@@ -15348,12 +15725,13 @@
     </w:p>
     <w:p>
       <w:pPr>
+        <w:spacing w:after="0"/>
         <w:ind w:firstLine="709"/>
         <w:jc w:val="center"/>
         <w:rPr>
           <w:rFonts w:ascii="Times New Roman" w:hAnsi="Times New Roman" w:cs="Times New Roman"/>
-          <w:sz w:val="28"/>
-          <w:szCs w:val="28"/>
+          <w:noProof/>
+          <w:sz w:val="28"/>
         </w:rPr>
       </w:pPr>
       <w:r>
@@ -15370,7 +15748,7 @@
           <w:sz w:val="28"/>
           <w:szCs w:val="28"/>
         </w:rPr>
-        <w:t>1</w:t>
+        <w:t>3</w:t>
       </w:r>
       <w:r>
         <w:rPr>
@@ -15388,15 +15766,78 @@
         </w:rPr>
         <w:t xml:space="preserve"> результаты теста</w:t>
       </w:r>
-      <w:bookmarkStart w:id="11" w:name="_GoBack"/>
-      <w:bookmarkEnd w:id="11"/>
-      <w:r>
+    </w:p>
+    <w:p>
+      <w:pPr>
+        <w:ind w:firstLine="709"/>
+        <w:jc w:val="center"/>
         <w:rPr>
           <w:rFonts w:ascii="Times New Roman" w:hAnsi="Times New Roman" w:cs="Times New Roman"/>
-          <w:noProof/>
-          <w:sz w:val="28"/>
-        </w:rPr>
-        <w:t xml:space="preserve"> </w:t>
+          <w:sz w:val="28"/>
+          <w:szCs w:val="28"/>
+        </w:rPr>
+      </w:pPr>
+      <w:r>
+        <w:rPr>
+          <w:rFonts w:ascii="Times New Roman" w:eastAsia="Times New Roman" w:hAnsi="Times New Roman" w:cs="Times New Roman"/>
+          <w:sz w:val="28"/>
+          <w:szCs w:val="28"/>
+        </w:rPr>
+        <w:drawing>
+          <wp:anchor distT="0" distB="0" distL="114300" distR="114300" simplePos="0" relativeHeight="251665408" behindDoc="0" locked="0" layoutInCell="1" allowOverlap="1" wp14:anchorId="47FD8133" wp14:editId="51A02A05">
+            <wp:simplePos x="0" y="0"/>
+            <wp:positionH relativeFrom="margin">
+              <wp:posOffset>530518</wp:posOffset>
+            </wp:positionH>
+            <wp:positionV relativeFrom="paragraph">
+              <wp:posOffset>241154</wp:posOffset>
+            </wp:positionV>
+            <wp:extent cx="5077460" cy="3214370"/>
+            <wp:effectExtent l="0" t="0" r="8890" b="5080"/>
+            <wp:wrapTopAndBottom/>
+            <wp:docPr id="4" name="Picture 4"/>
+            <wp:cNvGraphicFramePr>
+              <a:graphicFrameLocks xmlns:a="http://schemas.openxmlformats.org/drawingml/2006/main" noChangeAspect="1"/>
+            </wp:cNvGraphicFramePr>
+            <a:graphic xmlns:a="http://schemas.openxmlformats.org/drawingml/2006/main">
+              <a:graphicData uri="http://schemas.openxmlformats.org/drawingml/2006/picture">
+                <pic:pic xmlns:pic="http://schemas.openxmlformats.org/drawingml/2006/picture">
+                  <pic:nvPicPr>
+                    <pic:cNvPr id="1" name=""/>
+                    <pic:cNvPicPr/>
+                  </pic:nvPicPr>
+                  <pic:blipFill>
+                    <a:blip r:embed="rId13" cstate="print">
+                      <a:extLst>
+                        <a:ext uri="{28A0092B-C50C-407E-A947-70E740481C1C}">
+                          <a14:useLocalDpi xmlns:a14="http://schemas.microsoft.com/office/drawing/2010/main" val="0"/>
+                        </a:ext>
+                      </a:extLst>
+                    </a:blip>
+                    <a:stretch>
+                      <a:fillRect/>
+                    </a:stretch>
+                  </pic:blipFill>
+                  <pic:spPr>
+                    <a:xfrm>
+                      <a:off x="0" y="0"/>
+                      <a:ext cx="5077460" cy="3214370"/>
+                    </a:xfrm>
+                    <a:prstGeom prst="rect">
+                      <a:avLst/>
+                    </a:prstGeom>
+                  </pic:spPr>
+                </pic:pic>
+              </a:graphicData>
+            </a:graphic>
+            <wp14:sizeRelH relativeFrom="margin">
+              <wp14:pctWidth>0</wp14:pctWidth>
+            </wp14:sizeRelH>
+            <wp14:sizeRelV relativeFrom="margin">
+              <wp14:pctHeight>0</wp14:pctHeight>
+            </wp14:sizeRelV>
+          </wp:anchor>
+        </w:drawing>
       </w:r>
     </w:p>
     <w:p>
@@ -15416,21 +15857,55 @@
     </w:p>
     <w:p>
       <w:pPr>
-        <w:spacing w:after="160" w:line="259" w:lineRule="auto"/>
-        <w:rPr>
-          <w:rFonts w:ascii="Times New Roman" w:eastAsia="Times New Roman" w:hAnsi="Times New Roman" w:cs="Times New Roman"/>
-          <w:sz w:val="28"/>
-          <w:szCs w:val="28"/>
-        </w:rPr>
-      </w:pPr>
-      <w:r>
-        <w:rPr>
-          <w:rFonts w:ascii="Times New Roman" w:eastAsia="Times New Roman" w:hAnsi="Times New Roman" w:cs="Times New Roman"/>
-          <w:sz w:val="28"/>
-          <w:szCs w:val="28"/>
-        </w:rPr>
-        <w:br w:type="page"/>
-      </w:r>
+        <w:spacing w:line="360" w:lineRule="exact"/>
+        <w:ind w:firstLine="709"/>
+        <w:jc w:val="center"/>
+        <w:rPr>
+          <w:rFonts w:ascii="Times New Roman" w:eastAsia="Calibri" w:hAnsi="Times New Roman" w:cs="Times New Roman"/>
+          <w:sz w:val="28"/>
+        </w:rPr>
+      </w:pPr>
+      <w:r>
+        <w:rPr>
+          <w:rFonts w:ascii="Times New Roman" w:eastAsia="Calibri" w:hAnsi="Times New Roman" w:cs="Times New Roman"/>
+          <w:sz w:val="28"/>
+        </w:rPr>
+        <w:t xml:space="preserve">Рисунок </w:t>
+      </w:r>
+      <w:r>
+        <w:rPr>
+          <w:rFonts w:ascii="Times New Roman" w:eastAsia="Calibri" w:hAnsi="Times New Roman" w:cs="Times New Roman"/>
+          <w:sz w:val="28"/>
+        </w:rPr>
+        <w:t xml:space="preserve">4 – </w:t>
+      </w:r>
+      <w:r>
+        <w:rPr>
+          <w:rFonts w:ascii="Times New Roman" w:hAnsi="Times New Roman" w:cs="Times New Roman"/>
+          <w:sz w:val="28"/>
+          <w:szCs w:val="28"/>
+        </w:rPr>
+        <w:t>результаты теста</w:t>
+      </w:r>
+      <w:r>
+        <w:rPr>
+          <w:rFonts w:ascii="Times New Roman" w:hAnsi="Times New Roman" w:cs="Times New Roman"/>
+          <w:sz w:val="28"/>
+          <w:szCs w:val="28"/>
+        </w:rPr>
+        <w:t xml:space="preserve"> </w:t>
+      </w:r>
+      <w:proofErr w:type="spellStart"/>
+      <w:r>
+        <w:rPr>
+          <w:rFonts w:ascii="Times New Roman" w:hAnsi="Times New Roman" w:cs="Times New Roman"/>
+          <w:sz w:val="28"/>
+          <w:szCs w:val="28"/>
+          <w:lang w:val="en-US"/>
+        </w:rPr>
+        <w:t>WireShark</w:t>
+      </w:r>
+      <w:proofErr w:type="spellEnd"/>
     </w:p>
     <w:p>
       <w:pPr>
@@ -28850,8 +29325,8 @@
       <w:bookmarkEnd w:id="16"/>
     </w:p>
     <w:sectPr>
-      <w:headerReference w:type="default" r:id="rId11"/>
-      <w:footerReference w:type="default" r:id="rId12"/>
+      <w:headerReference w:type="default" r:id="rId14"/>
+      <w:footerReference w:type="default" r:id="rId15"/>
       <w:pgSz w:w="11906" w:h="16838"/>
       <w:pgMar w:top="1134" w:right="850" w:bottom="1134" w:left="1701" w:header="0" w:footer="737" w:gutter="0"/>
       <w:pgNumType w:start="4"/>
@@ -32177,7 +32652,7 @@
 </file>
 
 <file path=customXml/itemProps1.xml><?xml version="1.0" encoding="utf-8"?>
-<ds:datastoreItem xmlns:ds="http://schemas.openxmlformats.org/officeDocument/2006/customXml" ds:itemID="{A22DE2DA-F10B-4BF6-B906-23D35B7C79C7}">
+<ds:datastoreItem xmlns:ds="http://schemas.openxmlformats.org/officeDocument/2006/customXml" ds:itemID="{5D70687F-0C96-4F42-84E5-BBFD1A9BBD60}">
   <ds:schemaRefs>
     <ds:schemaRef ds:uri="http://schemas.openxmlformats.org/officeDocument/2006/bibliography"/>
   </ds:schemaRefs>

--- a/ПЗ Абакумов Геннадий.docx
+++ b/ПЗ Абакумов Геннадий.docx
@@ -7194,7 +7194,23 @@
           <w:sz w:val="28"/>
           <w:szCs w:val="28"/>
         </w:rPr>
-        <w:t>На рисунке 1 пок</w:t>
+        <w:t xml:space="preserve">На рисунке </w:t>
+      </w:r>
+      <w:r>
+        <w:rPr>
+          <w:rFonts w:ascii="Times New Roman" w:eastAsia="Times New Roman" w:hAnsi="Times New Roman" w:cs="Times New Roman"/>
+          <w:sz w:val="28"/>
+          <w:szCs w:val="28"/>
+        </w:rPr>
+        <w:t>2.1</w:t>
+      </w:r>
+      <w:r>
+        <w:rPr>
+          <w:rFonts w:ascii="Times New Roman" w:eastAsia="Times New Roman" w:hAnsi="Times New Roman" w:cs="Times New Roman"/>
+          <w:sz w:val="28"/>
+          <w:szCs w:val="28"/>
+        </w:rPr>
+        <w:t xml:space="preserve"> пок</w:t>
       </w:r>
       <w:r>
         <w:rPr>
@@ -7316,15 +7332,29 @@
           <w:szCs w:val="28"/>
         </w:rPr>
       </w:pPr>
-      <w:bookmarkStart w:id="7" w:name="_GoBack"/>
-      <w:bookmarkEnd w:id="7"/>
-      <w:r>
-        <w:rPr>
-          <w:rFonts w:ascii="Times New Roman" w:eastAsia="Times New Roman" w:hAnsi="Times New Roman" w:cs="Times New Roman"/>
-          <w:sz w:val="28"/>
-          <w:szCs w:val="28"/>
-        </w:rPr>
-        <w:t xml:space="preserve">Рисунок 1 – Скриншот </w:t>
+      <w:r>
+        <w:rPr>
+          <w:rFonts w:ascii="Times New Roman" w:eastAsia="Times New Roman" w:hAnsi="Times New Roman" w:cs="Times New Roman"/>
+          <w:sz w:val="28"/>
+          <w:szCs w:val="28"/>
+        </w:rPr>
+        <w:t xml:space="preserve">Рисунок </w:t>
+      </w:r>
+      <w:r>
+        <w:rPr>
+          <w:rFonts w:ascii="Times New Roman" w:eastAsia="Times New Roman" w:hAnsi="Times New Roman" w:cs="Times New Roman"/>
+          <w:sz w:val="28"/>
+          <w:szCs w:val="28"/>
+        </w:rPr>
+        <w:t>2.1</w:t>
+      </w:r>
+      <w:r>
+        <w:rPr>
+          <w:rFonts w:ascii="Times New Roman" w:eastAsia="Times New Roman" w:hAnsi="Times New Roman" w:cs="Times New Roman"/>
+          <w:sz w:val="28"/>
+          <w:szCs w:val="28"/>
+        </w:rPr>
+        <w:t xml:space="preserve"> – Скриншот </w:t>
       </w:r>
       <w:r>
         <w:rPr>
@@ -9294,7 +9324,7 @@
           <w:lang w:val="ru-RU"/>
         </w:rPr>
       </w:pPr>
-      <w:bookmarkStart w:id="8" w:name="_Toc230707027"/>
+      <w:bookmarkStart w:id="7" w:name="_Toc230707027"/>
       <w:r>
         <w:rPr>
           <w:lang w:val="ru-RU"/>
@@ -9302,7 +9332,7 @@
         <w:lastRenderedPageBreak/>
         <w:t>3 ПРОГРАММНАЯ РЕАЛИЗАЦИЯ</w:t>
       </w:r>
-      <w:bookmarkEnd w:id="8"/>
+      <w:bookmarkEnd w:id="7"/>
     </w:p>
     <w:p>
       <w:pPr>
@@ -9329,14 +9359,14 @@
           <w:lang w:val="ru-RU"/>
         </w:rPr>
       </w:pPr>
-      <w:bookmarkStart w:id="9" w:name="_Toc230707028"/>
+      <w:bookmarkStart w:id="8" w:name="_Toc230707028"/>
       <w:r>
         <w:rPr>
           <w:lang w:val="ru-RU"/>
         </w:rPr>
         <w:t>3.1 Описание разработанных модулей</w:t>
       </w:r>
-      <w:bookmarkEnd w:id="9"/>
+      <w:bookmarkEnd w:id="8"/>
     </w:p>
     <w:p>
       <w:pPr>
@@ -10657,8 +10687,10 @@
           <w:sz w:val="28"/>
           <w:szCs w:val="28"/>
         </w:rPr>
-        <w:t>2</w:t>
-      </w:r>
+        <w:t>3.1</w:t>
+      </w:r>
+      <w:bookmarkStart w:id="9" w:name="_GoBack"/>
+      <w:bookmarkEnd w:id="9"/>
       <w:r>
         <w:rPr>
           <w:rFonts w:ascii="Times New Roman" w:eastAsia="Times New Roman" w:hAnsi="Times New Roman" w:cs="Times New Roman"/>
@@ -10765,7 +10797,23 @@
           <w:sz w:val="28"/>
           <w:szCs w:val="28"/>
         </w:rPr>
-        <w:t xml:space="preserve">Рисунок 2 – Скриншот </w:t>
+        <w:t xml:space="preserve">Рисунок </w:t>
+      </w:r>
+      <w:r>
+        <w:rPr>
+          <w:rFonts w:ascii="Times New Roman" w:eastAsia="Times New Roman" w:hAnsi="Times New Roman" w:cs="Times New Roman"/>
+          <w:sz w:val="28"/>
+          <w:szCs w:val="28"/>
+        </w:rPr>
+        <w:t>3.1</w:t>
+      </w:r>
+      <w:r>
+        <w:rPr>
+          <w:rFonts w:ascii="Times New Roman" w:eastAsia="Times New Roman" w:hAnsi="Times New Roman" w:cs="Times New Roman"/>
+          <w:sz w:val="28"/>
+          <w:szCs w:val="28"/>
+        </w:rPr>
+        <w:t xml:space="preserve"> – Скриншот </w:t>
       </w:r>
       <w:proofErr w:type="spellStart"/>
       <w:r>
@@ -15601,15 +15649,31 @@
           <w:sz w:val="28"/>
           <w:szCs w:val="28"/>
         </w:rPr>
-        <w:t xml:space="preserve">На рисунке </w:t>
-      </w:r>
-      <w:r>
-        <w:rPr>
-          <w:rFonts w:ascii="Times New Roman" w:eastAsia="Times New Roman" w:hAnsi="Times New Roman" w:cs="Times New Roman"/>
-          <w:sz w:val="28"/>
-          <w:szCs w:val="28"/>
-        </w:rPr>
-        <w:t>3 и 4</w:t>
+        <w:t>На рисунке</w:t>
+      </w:r>
+      <w:r>
+        <w:rPr>
+          <w:rFonts w:ascii="Times New Roman" w:eastAsia="Times New Roman" w:hAnsi="Times New Roman" w:cs="Times New Roman"/>
+          <w:sz w:val="28"/>
+          <w:szCs w:val="28"/>
+        </w:rPr>
+        <w:t xml:space="preserve"> 4.1</w:t>
+      </w:r>
+      <w:r>
+        <w:rPr>
+          <w:rFonts w:ascii="Times New Roman" w:eastAsia="Times New Roman" w:hAnsi="Times New Roman" w:cs="Times New Roman"/>
+          <w:sz w:val="28"/>
+          <w:szCs w:val="28"/>
+        </w:rPr>
+        <w:t xml:space="preserve"> и 4</w:t>
+      </w:r>
+      <w:r>
+        <w:rPr>
+          <w:rFonts w:ascii="Times New Roman" w:eastAsia="Times New Roman" w:hAnsi="Times New Roman" w:cs="Times New Roman"/>
+          <w:sz w:val="28"/>
+          <w:szCs w:val="28"/>
+        </w:rPr>
+        <w:t>.2</w:t>
       </w:r>
       <w:r>
         <w:rPr>
@@ -15748,7 +15812,7 @@
           <w:sz w:val="28"/>
           <w:szCs w:val="28"/>
         </w:rPr>
-        <w:t>3</w:t>
+        <w:t>4.1</w:t>
       </w:r>
       <w:r>
         <w:rPr>
@@ -15877,7 +15941,21 @@
           <w:rFonts w:ascii="Times New Roman" w:eastAsia="Calibri" w:hAnsi="Times New Roman" w:cs="Times New Roman"/>
           <w:sz w:val="28"/>
         </w:rPr>
-        <w:t xml:space="preserve">4 – </w:t>
+        <w:t>4</w:t>
+      </w:r>
+      <w:r>
+        <w:rPr>
+          <w:rFonts w:ascii="Times New Roman" w:eastAsia="Calibri" w:hAnsi="Times New Roman" w:cs="Times New Roman"/>
+          <w:sz w:val="28"/>
+        </w:rPr>
+        <w:t>.2</w:t>
+      </w:r>
+      <w:r>
+        <w:rPr>
+          <w:rFonts w:ascii="Times New Roman" w:eastAsia="Calibri" w:hAnsi="Times New Roman" w:cs="Times New Roman"/>
+          <w:sz w:val="28"/>
+        </w:rPr>
+        <w:t xml:space="preserve"> – </w:t>
       </w:r>
       <w:r>
         <w:rPr>
@@ -32652,7 +32730,7 @@
 </file>
 
 <file path=customXml/itemProps1.xml><?xml version="1.0" encoding="utf-8"?>
-<ds:datastoreItem xmlns:ds="http://schemas.openxmlformats.org/officeDocument/2006/customXml" ds:itemID="{5D70687F-0C96-4F42-84E5-BBFD1A9BBD60}">
+<ds:datastoreItem xmlns:ds="http://schemas.openxmlformats.org/officeDocument/2006/customXml" ds:itemID="{5595A9E7-29A7-452D-8A21-F3CABA2FABBE}">
   <ds:schemaRefs>
     <ds:schemaRef ds:uri="http://schemas.openxmlformats.org/officeDocument/2006/bibliography"/>
   </ds:schemaRefs>
